--- a/files/kuliah/matrikulasi-mapsi/cvr-cvi.docx
+++ b/files/kuliah/matrikulasi-mapsi/cvr-cvi.docx
@@ -260,14 +260,12 @@
         </w:rPr>
         <w:t xml:space="preserve"> oleh </w:t>
       </w:r>
-      <w:proofErr w:type="spellStart"/>
-      <w:r>
-        <w:rPr>
-          <w:rFonts w:ascii="Cambria" w:hAnsi="Cambria"/>
-        </w:rPr>
-        <w:t>kelompok</w:t>
-      </w:r>
-      <w:proofErr w:type="spellEnd"/>
+      <w:r>
+        <w:rPr>
+          <w:rFonts w:ascii="Cambria" w:hAnsi="Cambria"/>
+        </w:rPr>
+        <w:t>mahasiswa</w:t>
+      </w:r>
       <w:r>
         <w:rPr>
           <w:rFonts w:ascii="Cambria" w:hAnsi="Cambria"/>
